--- a/docs/EEST-Foundation-Styleguide.docx
+++ b/docs/EEST-Foundation-Styleguide.docx
@@ -692,7 +692,7 @@
           <w:color w:val="999999"/>
           <w:sz w:val="18"/>
         </w:rPr>
-        <w:t xml:space="preserve">  —  Headings (Google Fonts)</w:t>
+        <w:t xml:space="preserve">  —  Headings (selbst gehostete Schriftarten)</w:t>
       </w:r>
     </w:p>
     <w:p>
@@ -720,7 +720,7 @@
           <w:color w:val="999999"/>
           <w:sz w:val="18"/>
         </w:rPr>
-        <w:t xml:space="preserve">  —  Body Text (Google Fonts)</w:t>
+        <w:t xml:space="preserve">  —  Body Text (selbst gehostete Schriftarten)</w:t>
       </w:r>
     </w:p>
     <w:p>
@@ -748,7 +748,7 @@
           <w:color w:val="999999"/>
           <w:sz w:val="18"/>
         </w:rPr>
-        <w:t xml:space="preserve">  —  Navigation &amp; Buttons (Google Fonts)</w:t>
+        <w:t xml:space="preserve">  —  Navigation &amp; Buttons (selbst gehostete Schriftarten)</w:t>
       </w:r>
     </w:p>
     <w:p>
